--- a/Iot Security/Doc/Smart Home.docx
+++ b/Iot Security/Doc/Smart Home.docx
@@ -11225,7 +11225,7 @@
             <w:sz w:val="26"/>
             <w:szCs w:val="26"/>
           </w:rPr>
-          <w:t>mailto:https://github.com/MostafaAhmedSabry/SmartHome.git</w:t>
+          <w:t>mailto:https://github.com/MostafaAhmedSabry/Smart_Home_Iot.git</w:t>
         </w:r>
       </w:hyperlink>
     </w:p>
